--- a/frontend/e2e/fixtures/retail-letterhead-replacement.docx
+++ b/frontend/e2e/fixtures/retail-letterhead-replacement.docx
@@ -9,9 +9,11 @@
       <w:r>
         <w:rPr>
           <w:b w:val="on"/>
-          <w:sz w:val="32"/>
-        </w:rPr>
-        <w:t>Demo Retail Bank</w:t>
+          <w:sz w:val="28"/>
+          <w:color w:val="006633"/>
+          <w:rFonts w:ascii="Calibri" w:hAnsi="Calibri" w:cs="Calibri" w:eastAsia="Calibri"/>
+        </w:rPr>
+        <w:t>Meridian Retail Banking</w:t>
       </w:r>
     </w:p>
     <w:p>
@@ -22,6 +24,7 @@
         <w:rPr>
           <w:sz w:val="18"/>
           <w:color w:val="666666"/>
+          <w:rFonts w:ascii="Calibri" w:hAnsi="Calibri" w:cs="Calibri" w:eastAsia="Calibri"/>
         </w:rPr>
         <w:t>100 Commerce Street, Retail District · www.demo-retail.example</w:t>
       </w:r>
@@ -45,6 +48,7 @@
             <w:r>
               <w:rPr>
                 <w:b w:val="on"/>
+                <w:rFonts w:ascii="Calibri" w:hAnsi="Calibri" w:cs="Calibri" w:eastAsia="Calibri"/>
               </w:rPr>
               <w:t>Account reference</w:t>
             </w:r>
@@ -55,6 +59,7 @@
             <w:r>
               <w:rPr>
                 <w:b w:val="on"/>
+                <w:rFonts w:ascii="Calibri" w:hAnsi="Calibri" w:cs="Calibri" w:eastAsia="Calibri"/>
               </w:rPr>
               <w:t>Letter date</w:t>
             </w:r>
@@ -67,6 +72,7 @@
             <w:r>
               <w:rPr>
                 <w:b w:val="off"/>
+                <w:rFonts w:ascii="Calibri" w:hAnsi="Calibri" w:cs="Calibri" w:eastAsia="Calibri"/>
               </w:rPr>
               <w:t>Customer: {{anchor:HEADER}}</w:t>
             </w:r>
@@ -77,6 +83,7 @@
             <w:r>
               <w:rPr>
                 <w:b w:val="off"/>
+                <w:rFonts w:ascii="Calibri" w:hAnsi="Calibri" w:cs="Calibri" w:eastAsia="Calibri"/>
               </w:rPr>
               <w:t>{{letterDate}}</w:t>
             </w:r>
@@ -86,6 +93,9 @@
     </w:tbl>
     <w:p>
       <w:r>
+        <w:rPr>
+          <w:rFonts w:ascii="Calibri" w:hAnsi="Calibri" w:cs="Calibri" w:eastAsia="Calibri"/>
+        </w:rPr>
         <w:t>We are writing to confirm the details of your recent correspondence regarding your retail account.</w:t>
       </w:r>
     </w:p>
@@ -98,10 +108,123 @@
           <w:sz w:val="16"/>
           <w:i w:val="on"/>
           <w:color w:val="888888"/>
+          <w:rFonts w:ascii="Calibri" w:hAnsi="Calibri" w:cs="Calibri" w:eastAsia="Calibri"/>
         </w:rPr>
         <w:t>Demo Retail Bank is a fictitious entity for automated testing only. This is not legal or financial advice.</w:t>
       </w:r>
     </w:p>
+    <w:sectPr>
+      <main:pgSz xmlns:main="http://schemas.openxmlformats.org/wordprocessingml/2006/main" main:w="11906" main:h="16838"/>
+      <main:pgMar xmlns:main="http://schemas.openxmlformats.org/wordprocessingml/2006/main" main:top="1440" main:bottom="1440" main:left="1440" main:right="1440" main:header="708" main:footer="708" main:gutter="0"/>
+    </w:sectPr>
   </w:body>
 </w:document>
+</file>
+
+<file path=word/styles.xml><?xml version="1.0" encoding="utf-8"?>
+<w:styles xmlns:w="http://schemas.openxmlformats.org/wordprocessingml/2006/main">
+  <w:docDefaults>
+    <w:rPrDefault>
+      <w:rPr>
+        <w:rFonts w:ascii="Calibri" w:hAnsi="Calibri" w:cs="Calibri" w:eastAsia="Calibri"/>
+        <w:sz w:val="22"/>
+        <w:szCs w:val="22"/>
+        <w:color w:val="000000"/>
+        <w:lang w:val="en-US" w:bidi="en-US"/>
+      </w:rPr>
+    </w:rPrDefault>
+    <w:pPrDefault>
+      <w:pPr/>
+    </w:pPrDefault>
+  </w:docDefaults>
+  <w:style w:type="paragraph" w:styleId="Normal" w:default="true">
+    <w:name w:val="Normal"/>
+    <w:qFormat/>
+    <w:rPr>
+      <w:rFonts w:ascii="Calibri" w:hAnsi="Calibri" w:cs="Calibri" w:eastAsia="Calibri"/>
+      <w:sz w:val="22"/>
+      <w:szCs w:val="22"/>
+      <w:color w:val="000000"/>
+      <w:lang w:val="en-US"/>
+    </w:rPr>
+  </w:style>
+  <w:style w:type="paragraph" w:styleId="Heading1">
+    <w:name w:val="Heading1"/>
+    <w:qFormat/>
+    <w:rPr>
+      <w:sz w:val="32"/>
+      <w:rFonts w:ascii="Cambria" w:hAnsi="Cambria" w:cs="Cambria"/>
+      <w:b/>
+    </w:rPr>
+  </w:style>
+  <w:style w:type="paragraph" w:styleId="Heading2">
+    <w:name w:val="Heading2"/>
+    <w:qFormat/>
+    <w:rPr>
+      <w:sz w:val="28"/>
+      <w:rFonts w:ascii="Cambria" w:hAnsi="Cambria" w:cs="Cambria"/>
+      <w:b/>
+    </w:rPr>
+  </w:style>
+  <w:style w:type="paragraph" w:styleId="Heading3">
+    <w:name w:val="Heading3"/>
+    <w:qFormat/>
+    <w:rPr>
+      <w:sz w:val="24"/>
+      <w:rFonts w:ascii="Cambria" w:hAnsi="Cambria" w:cs="Cambria"/>
+      <w:b/>
+    </w:rPr>
+  </w:style>
+  <w:style w:type="paragraph" w:styleId="ClauseBody">
+    <w:name w:val="ClauseBody"/>
+    <w:qFormat/>
+    <w:rPr>
+      <w:sz w:val="20"/>
+      <w:rFonts w:ascii="Calibri" w:hAnsi="Calibri" w:cs="Calibri"/>
+    </w:rPr>
+  </w:style>
+  <w:style w:type="paragraph" w:styleId="DefinedTerm">
+    <w:name w:val="DefinedTerm"/>
+    <w:qFormat/>
+    <w:rPr>
+      <w:sz w:val="20"/>
+      <w:rFonts w:ascii="Calibri" w:hAnsi="Calibri" w:cs="Calibri"/>
+      <w:b/>
+    </w:rPr>
+  </w:style>
+  <w:style w:type="paragraph" w:styleId="TableHeader">
+    <w:name w:val="TableHeader"/>
+    <w:qFormat/>
+    <w:rPr>
+      <w:sz w:val="20"/>
+      <w:rFonts w:ascii="Calibri" w:hAnsi="Calibri" w:cs="Calibri"/>
+      <w:b/>
+    </w:rPr>
+  </w:style>
+  <w:style w:type="paragraph" w:styleId="ScheduleTitle">
+    <w:name w:val="ScheduleTitle"/>
+    <w:qFormat/>
+    <w:rPr>
+      <w:sz w:val="26"/>
+      <w:rFonts w:ascii="Cambria" w:hAnsi="Cambria" w:cs="Cambria"/>
+      <w:b/>
+    </w:rPr>
+  </w:style>
+  <w:style w:type="paragraph" w:styleId="SignatureBlock">
+    <w:name w:val="SignatureBlock"/>
+    <w:qFormat/>
+    <w:rPr>
+      <w:sz w:val="20"/>
+      <w:rFonts w:ascii="Calibri" w:hAnsi="Calibri" w:cs="Calibri"/>
+    </w:rPr>
+  </w:style>
+  <w:style w:type="paragraph" w:styleId="DisclaimerBody">
+    <w:name w:val="DisclaimerBody"/>
+    <w:qFormat/>
+    <w:rPr>
+      <w:sz w:val="16"/>
+      <w:rFonts w:ascii="Calibri" w:hAnsi="Calibri" w:cs="Calibri"/>
+    </w:rPr>
+  </w:style>
+</w:styles>
 </file>
--- a/frontend/e2e/fixtures/retail-letterhead-replacement.docx
+++ b/frontend/e2e/fixtures/retail-letterhead-replacement.docx
@@ -127,8 +127,8 @@
     <w:rPrDefault>
       <w:rPr>
         <w:rFonts w:ascii="Calibri" w:hAnsi="Calibri" w:cs="Calibri" w:eastAsia="Calibri"/>
-        <w:sz w:val="22"/>
-        <w:szCs w:val="22"/>
+        <w:sz w:val="20"/>
+        <w:szCs w:val="20"/>
         <w:color w:val="000000"/>
         <w:lang w:val="en-US" w:bidi="en-US"/>
       </w:rPr>
@@ -142,8 +142,8 @@
     <w:qFormat/>
     <w:rPr>
       <w:rFonts w:ascii="Calibri" w:hAnsi="Calibri" w:cs="Calibri" w:eastAsia="Calibri"/>
-      <w:sz w:val="22"/>
-      <w:szCs w:val="22"/>
+      <w:sz w:val="20"/>
+      <w:szCs w:val="20"/>
       <w:color w:val="000000"/>
       <w:lang w:val="en-US"/>
     </w:rPr>
@@ -153,7 +153,7 @@
     <w:qFormat/>
     <w:rPr>
       <w:sz w:val="32"/>
-      <w:rFonts w:ascii="Cambria" w:hAnsi="Cambria" w:cs="Cambria"/>
+      <w:rFonts w:ascii="Cambria" w:hAnsi="Cambria" w:cs="Cambria" w:eastAsia="Cambria"/>
       <w:b/>
     </w:rPr>
   </w:style>
@@ -162,7 +162,7 @@
     <w:qFormat/>
     <w:rPr>
       <w:sz w:val="28"/>
-      <w:rFonts w:ascii="Cambria" w:hAnsi="Cambria" w:cs="Cambria"/>
+      <w:rFonts w:ascii="Cambria" w:hAnsi="Cambria" w:cs="Cambria" w:eastAsia="Cambria"/>
       <w:b/>
     </w:rPr>
   </w:style>
@@ -171,7 +171,7 @@
     <w:qFormat/>
     <w:rPr>
       <w:sz w:val="24"/>
-      <w:rFonts w:ascii="Cambria" w:hAnsi="Cambria" w:cs="Cambria"/>
+      <w:rFonts w:ascii="Cambria" w:hAnsi="Cambria" w:cs="Cambria" w:eastAsia="Cambria"/>
       <w:b/>
     </w:rPr>
   </w:style>
@@ -180,7 +180,7 @@
     <w:qFormat/>
     <w:rPr>
       <w:sz w:val="20"/>
-      <w:rFonts w:ascii="Calibri" w:hAnsi="Calibri" w:cs="Calibri"/>
+      <w:rFonts w:ascii="Calibri" w:hAnsi="Calibri" w:cs="Calibri" w:eastAsia="Calibri"/>
     </w:rPr>
   </w:style>
   <w:style w:type="paragraph" w:styleId="DefinedTerm">
@@ -188,7 +188,7 @@
     <w:qFormat/>
     <w:rPr>
       <w:sz w:val="20"/>
-      <w:rFonts w:ascii="Calibri" w:hAnsi="Calibri" w:cs="Calibri"/>
+      <w:rFonts w:ascii="Calibri" w:hAnsi="Calibri" w:cs="Calibri" w:eastAsia="Calibri"/>
       <w:b/>
     </w:rPr>
   </w:style>
@@ -197,7 +197,7 @@
     <w:qFormat/>
     <w:rPr>
       <w:sz w:val="20"/>
-      <w:rFonts w:ascii="Calibri" w:hAnsi="Calibri" w:cs="Calibri"/>
+      <w:rFonts w:ascii="Calibri" w:hAnsi="Calibri" w:cs="Calibri" w:eastAsia="Calibri"/>
       <w:b/>
     </w:rPr>
   </w:style>
@@ -206,7 +206,7 @@
     <w:qFormat/>
     <w:rPr>
       <w:sz w:val="26"/>
-      <w:rFonts w:ascii="Cambria" w:hAnsi="Cambria" w:cs="Cambria"/>
+      <w:rFonts w:ascii="Cambria" w:hAnsi="Cambria" w:cs="Cambria" w:eastAsia="Cambria"/>
       <w:b/>
     </w:rPr>
   </w:style>
@@ -215,7 +215,7 @@
     <w:qFormat/>
     <w:rPr>
       <w:sz w:val="20"/>
-      <w:rFonts w:ascii="Calibri" w:hAnsi="Calibri" w:cs="Calibri"/>
+      <w:rFonts w:ascii="Calibri" w:hAnsi="Calibri" w:cs="Calibri" w:eastAsia="Calibri"/>
     </w:rPr>
   </w:style>
   <w:style w:type="paragraph" w:styleId="DisclaimerBody">
@@ -223,7 +223,7 @@
     <w:qFormat/>
     <w:rPr>
       <w:sz w:val="16"/>
-      <w:rFonts w:ascii="Calibri" w:hAnsi="Calibri" w:cs="Calibri"/>
+      <w:rFonts w:ascii="Calibri" w:hAnsi="Calibri" w:cs="Calibri" w:eastAsia="Calibri"/>
     </w:rPr>
   </w:style>
 </w:styles>

--- a/frontend/e2e/fixtures/retail-letterhead-replacement.docx
+++ b/frontend/e2e/fixtures/retail-letterhead-replacement.docx
@@ -110,7 +110,7 @@
           <w:color w:val="888888"/>
           <w:rFonts w:ascii="Calibri" w:hAnsi="Calibri" w:cs="Calibri" w:eastAsia="Calibri"/>
         </w:rPr>
-        <w:t>Demo Retail Bank is a fictitious entity for automated testing only. This is not legal or financial advice.</w:t>
+        <w:t>Meridian Retail Banking — authorised by the PRA and regulated by the FCA and PRA. FSCS protected deposits.</w:t>
       </w:r>
     </w:p>
     <w:sectPr>

--- a/frontend/e2e/fixtures/retail-letterhead-replacement.docx
+++ b/frontend/e2e/fixtures/retail-letterhead-replacement.docx
@@ -153,7 +153,7 @@
     <w:qFormat/>
     <w:rPr>
       <w:sz w:val="32"/>
-      <w:rFonts w:ascii="Cambria" w:hAnsi="Cambria" w:cs="Cambria" w:eastAsia="Cambria"/>
+      <w:rFonts w:ascii="Cambria" w:hAnsi="Cambria" w:cs="Cambria" w:eastAsia="Noto Sans CJK SC"/>
       <w:b/>
     </w:rPr>
   </w:style>
@@ -162,7 +162,7 @@
     <w:qFormat/>
     <w:rPr>
       <w:sz w:val="28"/>
-      <w:rFonts w:ascii="Cambria" w:hAnsi="Cambria" w:cs="Cambria" w:eastAsia="Cambria"/>
+      <w:rFonts w:ascii="Cambria" w:hAnsi="Cambria" w:cs="Cambria" w:eastAsia="Noto Sans CJK SC"/>
       <w:b/>
     </w:rPr>
   </w:style>
@@ -171,16 +171,19 @@
     <w:qFormat/>
     <w:rPr>
       <w:sz w:val="24"/>
-      <w:rFonts w:ascii="Cambria" w:hAnsi="Cambria" w:cs="Cambria" w:eastAsia="Cambria"/>
+      <w:rFonts w:ascii="Cambria" w:hAnsi="Cambria" w:cs="Cambria" w:eastAsia="Noto Sans CJK SC"/>
       <w:b/>
     </w:rPr>
   </w:style>
   <w:style w:type="paragraph" w:styleId="ClauseBody">
     <w:name w:val="ClauseBody"/>
     <w:qFormat/>
-    <w:rPr>
-      <w:sz w:val="20"/>
-      <w:rFonts w:ascii="Calibri" w:hAnsi="Calibri" w:cs="Calibri" w:eastAsia="Calibri"/>
+    <w:pPr>
+      <w:spacing w:after="120"/>
+    </w:pPr>
+    <w:rPr>
+      <w:sz w:val="20"/>
+      <w:rFonts w:ascii="Calibri" w:hAnsi="Calibri" w:cs="Calibri" w:eastAsia="Noto Sans CJK SC"/>
     </w:rPr>
   </w:style>
   <w:style w:type="paragraph" w:styleId="DefinedTerm">
@@ -188,7 +191,7 @@
     <w:qFormat/>
     <w:rPr>
       <w:sz w:val="20"/>
-      <w:rFonts w:ascii="Calibri" w:hAnsi="Calibri" w:cs="Calibri" w:eastAsia="Calibri"/>
+      <w:rFonts w:ascii="Calibri" w:hAnsi="Calibri" w:cs="Calibri" w:eastAsia="Noto Sans CJK SC"/>
       <w:b/>
     </w:rPr>
   </w:style>
@@ -197,7 +200,7 @@
     <w:qFormat/>
     <w:rPr>
       <w:sz w:val="20"/>
-      <w:rFonts w:ascii="Calibri" w:hAnsi="Calibri" w:cs="Calibri" w:eastAsia="Calibri"/>
+      <w:rFonts w:ascii="Calibri" w:hAnsi="Calibri" w:cs="Calibri" w:eastAsia="Noto Sans CJK SC"/>
       <w:b/>
     </w:rPr>
   </w:style>
@@ -206,16 +209,19 @@
     <w:qFormat/>
     <w:rPr>
       <w:sz w:val="26"/>
-      <w:rFonts w:ascii="Cambria" w:hAnsi="Cambria" w:cs="Cambria" w:eastAsia="Cambria"/>
+      <w:rFonts w:ascii="Cambria" w:hAnsi="Cambria" w:cs="Cambria" w:eastAsia="Noto Sans CJK SC"/>
       <w:b/>
     </w:rPr>
   </w:style>
   <w:style w:type="paragraph" w:styleId="SignatureBlock">
     <w:name w:val="SignatureBlock"/>
     <w:qFormat/>
-    <w:rPr>
-      <w:sz w:val="20"/>
-      <w:rFonts w:ascii="Calibri" w:hAnsi="Calibri" w:cs="Calibri" w:eastAsia="Calibri"/>
+    <w:pPr>
+      <w:spacing w:before="240" w:after="120"/>
+    </w:pPr>
+    <w:rPr>
+      <w:sz w:val="20"/>
+      <w:rFonts w:ascii="Calibri" w:hAnsi="Calibri" w:cs="Calibri" w:eastAsia="Noto Sans CJK SC"/>
     </w:rPr>
   </w:style>
   <w:style w:type="paragraph" w:styleId="DisclaimerBody">
